--- a/forms/treaty-full-work.docx
+++ b/forms/treaty-full-work.docx
@@ -1639,7 +1639,23 @@
                 <w:rFonts w:asciiTheme="majorBidi" w:hAnsiTheme="majorBidi" w:cstheme="majorBidi"/>
                 <w:lang w:val="en-US"/>
               </w:rPr>
-              <w:t>{#items}{treaty-job-item-number}</w:t>
+              <w:t>{#</w:t>
+            </w:r>
+            <w:proofErr w:type="gramStart"/>
+            <w:r>
+              <w:rPr>
+                <w:rFonts w:asciiTheme="majorBidi" w:hAnsiTheme="majorBidi" w:cstheme="majorBidi"/>
+                <w:lang w:val="en-US"/>
+              </w:rPr>
+              <w:t>items}{</w:t>
+            </w:r>
+            <w:proofErr w:type="gramEnd"/>
+            <w:r>
+              <w:rPr>
+                <w:rFonts w:asciiTheme="majorBidi" w:hAnsiTheme="majorBidi" w:cstheme="majorBidi"/>
+                <w:lang w:val="en-US"/>
+              </w:rPr>
+              <w:t>treaty-job-item-number}</w:t>
             </w:r>
           </w:p>
         </w:tc>
@@ -1651,7 +1667,6 @@
           <w:p>
             <w:pPr>
               <w:spacing w:line="264" w:lineRule="auto"/>
-              <w:jc w:val="center"/>
               <w:rPr>
                 <w:rFonts w:asciiTheme="majorBidi" w:hAnsiTheme="majorBidi" w:cstheme="majorBidi"/>
               </w:rPr>
@@ -1750,7 +1765,23 @@
                 <w:rFonts w:asciiTheme="majorBidi" w:hAnsiTheme="majorBidi" w:cstheme="majorBidi"/>
                 <w:lang w:val="en-US"/>
               </w:rPr>
-              <w:t>{treaty-job-item-total-price}{/items}</w:t>
+              <w:t>{treaty-job-item-total-</w:t>
+            </w:r>
+            <w:proofErr w:type="gramStart"/>
+            <w:r>
+              <w:rPr>
+                <w:rFonts w:asciiTheme="majorBidi" w:hAnsiTheme="majorBidi" w:cstheme="majorBidi"/>
+                <w:lang w:val="en-US"/>
+              </w:rPr>
+              <w:t>price}{</w:t>
+            </w:r>
+            <w:proofErr w:type="gramEnd"/>
+            <w:r>
+              <w:rPr>
+                <w:rFonts w:asciiTheme="majorBidi" w:hAnsiTheme="majorBidi" w:cstheme="majorBidi"/>
+                <w:lang w:val="en-US"/>
+              </w:rPr>
+              <w:t>/items}</w:t>
             </w:r>
           </w:p>
         </w:tc>
@@ -5595,7 +5626,6 @@
             <w:tcBorders>
               <w:right w:val="single" w:sz="4" w:space="0" w:color="auto"/>
             </w:tcBorders>
-            <w:vAlign w:val="center"/>
           </w:tcPr>
           <w:p>
             <w:pPr>
@@ -5634,7 +5664,6 @@
             <w:tcBorders>
               <w:left w:val="single" w:sz="4" w:space="0" w:color="auto"/>
             </w:tcBorders>
-            <w:vAlign w:val="center"/>
           </w:tcPr>
           <w:p>
             <w:pPr>

--- a/forms/treaty-full-work.docx
+++ b/forms/treaty-full-work.docx
@@ -56,8 +56,9 @@
           <w:sz w:val="24"/>
           <w:szCs w:val="24"/>
         </w:rPr>
-        <w:t>№</w:t>
-      </w:r>
+        <w:t>№{</w:t>
+      </w:r>
+      <w:proofErr w:type="spellStart"/>
       <w:r>
         <w:rPr>
           <w:rFonts w:asciiTheme="majorBidi" w:hAnsiTheme="majorBidi" w:cstheme="majorBidi"/>
@@ -65,10 +66,10 @@
           <w:w w:val="100"/>
           <w:sz w:val="24"/>
           <w:szCs w:val="24"/>
-          <w:lang w:val="en-US"/>
-        </w:rPr>
-        <w:t>{treaty-number}</w:t>
-      </w:r>
+        </w:rPr>
+        <w:t>treaty-number</w:t>
+      </w:r>
+      <w:proofErr w:type="spellEnd"/>
       <w:r>
         <w:rPr>
           <w:rFonts w:asciiTheme="majorBidi" w:hAnsiTheme="majorBidi" w:cstheme="majorBidi"/>
@@ -77,7 +78,7 @@
           <w:sz w:val="24"/>
           <w:szCs w:val="24"/>
         </w:rPr>
-        <w:t xml:space="preserve"> </w:t>
+        <w:t xml:space="preserve">} </w:t>
       </w:r>
     </w:p>
     <w:p>
@@ -148,7 +149,6 @@
                 <w:rFonts w:asciiTheme="majorBidi" w:hAnsiTheme="majorBidi" w:cstheme="majorBidi"/>
                 <w:b/>
                 <w:bCs/>
-                <w:lang w:val="en-US"/>
               </w:rPr>
             </w:pPr>
             <w:r>
@@ -156,16 +156,15 @@
                 <w:rFonts w:asciiTheme="majorBidi" w:hAnsiTheme="majorBidi" w:cstheme="majorBidi"/>
                 <w:b/>
                 <w:bCs/>
-                <w:lang w:val="en-US"/>
               </w:rPr>
               <w:t>{</w:t>
             </w:r>
+            <w:proofErr w:type="spellStart"/>
             <w:r>
               <w:rPr>
                 <w:rFonts w:asciiTheme="majorBidi" w:hAnsiTheme="majorBidi" w:cstheme="majorBidi"/>
                 <w:b/>
                 <w:bCs/>
-                <w:lang w:val="en-US"/>
               </w:rPr>
               <w:t>treaty</w:t>
             </w:r>
@@ -174,9 +173,17 @@
                 <w:rFonts w:asciiTheme="majorBidi" w:hAnsiTheme="majorBidi" w:cstheme="majorBidi"/>
                 <w:b/>
                 <w:bCs/>
-                <w:lang w:val="en-US"/>
-              </w:rPr>
-              <w:t>-place}</w:t>
+              </w:rPr>
+              <w:t>-place</w:t>
+            </w:r>
+            <w:proofErr w:type="spellEnd"/>
+            <w:r>
+              <w:rPr>
+                <w:rFonts w:asciiTheme="majorBidi" w:hAnsiTheme="majorBidi" w:cstheme="majorBidi"/>
+                <w:b/>
+                <w:bCs/>
+              </w:rPr>
+              <w:t>}</w:t>
             </w:r>
             <w:bookmarkStart w:id="1" w:name="Mesiac"/>
             <w:bookmarkStart w:id="2" w:name="God"/>
@@ -187,7 +194,6 @@
                 <w:rFonts w:asciiTheme="majorBidi" w:hAnsiTheme="majorBidi" w:cstheme="majorBidi"/>
                 <w:b/>
                 <w:bCs/>
-                <w:lang w:val="en-US"/>
               </w:rPr>
               <w:tab/>
             </w:r>
@@ -206,7 +212,6 @@
                 <w:rFonts w:asciiTheme="majorBidi" w:hAnsiTheme="majorBidi" w:cstheme="majorBidi"/>
                 <w:b/>
                 <w:bCs/>
-                <w:lang w:val="en-US"/>
               </w:rPr>
             </w:pPr>
             <w:r>
@@ -214,16 +219,15 @@
                 <w:rFonts w:asciiTheme="majorBidi" w:hAnsiTheme="majorBidi" w:cstheme="majorBidi"/>
                 <w:b/>
                 <w:bCs/>
-                <w:lang w:val="en-US"/>
               </w:rPr>
               <w:t>{</w:t>
             </w:r>
+            <w:proofErr w:type="spellStart"/>
             <w:r>
               <w:rPr>
                 <w:rFonts w:asciiTheme="majorBidi" w:hAnsiTheme="majorBidi" w:cstheme="majorBidi"/>
                 <w:b/>
                 <w:bCs/>
-                <w:lang w:val="en-US"/>
               </w:rPr>
               <w:t>treaty</w:t>
             </w:r>
@@ -232,9 +236,17 @@
                 <w:rFonts w:asciiTheme="majorBidi" w:hAnsiTheme="majorBidi" w:cstheme="majorBidi"/>
                 <w:b/>
                 <w:bCs/>
-                <w:lang w:val="en-US"/>
-              </w:rPr>
-              <w:t>-date}</w:t>
+              </w:rPr>
+              <w:t>-date</w:t>
+            </w:r>
+            <w:proofErr w:type="spellEnd"/>
+            <w:r>
+              <w:rPr>
+                <w:rFonts w:asciiTheme="majorBidi" w:hAnsiTheme="majorBidi" w:cstheme="majorBidi"/>
+                <w:b/>
+                <w:bCs/>
+              </w:rPr>
+              <w:t>}</w:t>
             </w:r>
           </w:p>
         </w:tc>
@@ -280,6 +292,7 @@
         </w:rPr>
         <w:t>{</w:t>
       </w:r>
+      <w:proofErr w:type="spellStart"/>
       <w:r>
         <w:rPr>
           <w:rFonts w:asciiTheme="majorBidi" w:hAnsiTheme="majorBidi" w:cstheme="majorBidi"/>
@@ -287,10 +300,10 @@
           <w:bCs/>
           <w:sz w:val="24"/>
           <w:szCs w:val="24"/>
-          <w:lang w:val="en-US"/>
-        </w:rPr>
-        <w:t>treaty</w:t>
-      </w:r>
+        </w:rPr>
+        <w:t>treaty-header-customer</w:t>
+      </w:r>
+      <w:proofErr w:type="spellEnd"/>
       <w:r>
         <w:rPr>
           <w:rFonts w:asciiTheme="majorBidi" w:hAnsiTheme="majorBidi" w:cstheme="majorBidi"/>
@@ -299,7 +312,7 @@
           <w:sz w:val="24"/>
           <w:szCs w:val="24"/>
         </w:rPr>
-        <w:t>-</w:t>
+        <w:t>}</w:t>
       </w:r>
       <w:r>
         <w:rPr>
@@ -308,9 +321,18 @@
           <w:bCs/>
           <w:sz w:val="24"/>
           <w:szCs w:val="24"/>
-          <w:lang w:val="en-US"/>
-        </w:rPr>
-        <w:t>header</w:t>
+        </w:rPr>
+        <w:t>,</w:t>
+      </w:r>
+      <w:bookmarkStart w:id="4" w:name="ZPlatN"/>
+      <w:bookmarkEnd w:id="4"/>
+      <w:r>
+        <w:rPr>
+          <w:rFonts w:asciiTheme="majorBidi" w:hAnsiTheme="majorBidi" w:cstheme="majorBidi"/>
+          <w:sz w:val="24"/>
+          <w:szCs w:val="24"/>
+        </w:rPr>
+        <w:t xml:space="preserve"> </w:t>
       </w:r>
       <w:r>
         <w:rPr>
@@ -320,8 +342,9 @@
           <w:sz w:val="24"/>
           <w:szCs w:val="24"/>
         </w:rPr>
-        <w:t>-</w:t>
-      </w:r>
+        <w:t>{</w:t>
+      </w:r>
+      <w:proofErr w:type="spellStart"/>
       <w:r>
         <w:rPr>
           <w:rFonts w:asciiTheme="majorBidi" w:hAnsiTheme="majorBidi" w:cstheme="majorBidi"/>
@@ -329,9 +352,8 @@
           <w:bCs/>
           <w:sz w:val="24"/>
           <w:szCs w:val="24"/>
-          <w:lang w:val="en-US"/>
-        </w:rPr>
-        <w:t>customer</w:t>
+        </w:rPr>
+        <w:t>treaty-header-customer-</w:t>
       </w:r>
       <w:r>
         <w:rPr>
@@ -341,133 +363,9 @@
           <w:sz w:val="24"/>
           <w:szCs w:val="24"/>
         </w:rPr>
-        <w:t>}</w:t>
-      </w:r>
-      <w:r>
-        <w:rPr>
-          <w:rFonts w:asciiTheme="majorBidi" w:hAnsiTheme="majorBidi" w:cstheme="majorBidi"/>
-          <w:b/>
-          <w:bCs/>
-          <w:sz w:val="24"/>
-          <w:szCs w:val="24"/>
-        </w:rPr>
-        <w:t>,</w:t>
-      </w:r>
-      <w:bookmarkStart w:id="4" w:name="ZPlatN"/>
-      <w:bookmarkEnd w:id="4"/>
-      <w:r>
-        <w:rPr>
-          <w:rFonts w:asciiTheme="majorBidi" w:hAnsiTheme="majorBidi" w:cstheme="majorBidi"/>
-          <w:sz w:val="24"/>
-          <w:szCs w:val="24"/>
-        </w:rPr>
-        <w:t xml:space="preserve"> </w:t>
-      </w:r>
-      <w:r>
-        <w:rPr>
-          <w:rFonts w:asciiTheme="majorBidi" w:hAnsiTheme="majorBidi" w:cstheme="majorBidi"/>
-          <w:b/>
-          <w:bCs/>
-          <w:sz w:val="24"/>
-          <w:szCs w:val="24"/>
-        </w:rPr>
-        <w:t>{</w:t>
-      </w:r>
-      <w:r>
-        <w:rPr>
-          <w:rFonts w:asciiTheme="majorBidi" w:hAnsiTheme="majorBidi" w:cstheme="majorBidi"/>
-          <w:b/>
-          <w:bCs/>
-          <w:sz w:val="24"/>
-          <w:szCs w:val="24"/>
-          <w:lang w:val="en-US"/>
-        </w:rPr>
-        <w:t>treaty</w:t>
-      </w:r>
-      <w:r>
-        <w:rPr>
-          <w:rFonts w:asciiTheme="majorBidi" w:hAnsiTheme="majorBidi" w:cstheme="majorBidi"/>
-          <w:b/>
-          <w:bCs/>
-          <w:sz w:val="24"/>
-          <w:szCs w:val="24"/>
-        </w:rPr>
-        <w:t>-</w:t>
-      </w:r>
-      <w:r>
-        <w:rPr>
-          <w:rFonts w:asciiTheme="majorBidi" w:hAnsiTheme="majorBidi" w:cstheme="majorBidi"/>
-          <w:b/>
-          <w:bCs/>
-          <w:sz w:val="24"/>
-          <w:szCs w:val="24"/>
-          <w:lang w:val="en-US"/>
-        </w:rPr>
-        <w:t>header</w:t>
-      </w:r>
-      <w:r>
-        <w:rPr>
-          <w:rFonts w:asciiTheme="majorBidi" w:hAnsiTheme="majorBidi" w:cstheme="majorBidi"/>
-          <w:b/>
-          <w:bCs/>
-          <w:sz w:val="24"/>
-          <w:szCs w:val="24"/>
-        </w:rPr>
-        <w:t>-</w:t>
-      </w:r>
-      <w:r>
-        <w:rPr>
-          <w:rFonts w:asciiTheme="majorBidi" w:hAnsiTheme="majorBidi" w:cstheme="majorBidi"/>
-          <w:b/>
-          <w:bCs/>
-          <w:sz w:val="24"/>
-          <w:szCs w:val="24"/>
-          <w:lang w:val="en-US"/>
-        </w:rPr>
-        <w:t>customer</w:t>
-      </w:r>
-      <w:r>
-        <w:rPr>
-          <w:rFonts w:asciiTheme="majorBidi" w:hAnsiTheme="majorBidi" w:cstheme="majorBidi"/>
-          <w:b/>
-          <w:bCs/>
-          <w:sz w:val="24"/>
-          <w:szCs w:val="24"/>
-        </w:rPr>
-        <w:t>-</w:t>
-      </w:r>
-      <w:r>
-        <w:rPr>
-          <w:rFonts w:asciiTheme="majorBidi" w:hAnsiTheme="majorBidi" w:cstheme="majorBidi"/>
-          <w:b/>
-          <w:bCs/>
-          <w:sz w:val="24"/>
-          <w:szCs w:val="24"/>
-          <w:lang w:val="en-US"/>
-        </w:rPr>
-        <w:t>tax</w:t>
-      </w:r>
-      <w:r>
-        <w:rPr>
-          <w:rFonts w:asciiTheme="majorBidi" w:hAnsiTheme="majorBidi" w:cstheme="majorBidi"/>
-          <w:b/>
-          <w:bCs/>
-          <w:sz w:val="24"/>
-          <w:szCs w:val="24"/>
-        </w:rPr>
-        <w:t>-</w:t>
-      </w:r>
-      <w:r>
-        <w:rPr>
-          <w:rFonts w:asciiTheme="majorBidi" w:hAnsiTheme="majorBidi" w:cstheme="majorBidi"/>
-          <w:b/>
-          <w:bCs/>
-          <w:sz w:val="24"/>
-          <w:szCs w:val="24"/>
-          <w:lang w:val="en-US"/>
-        </w:rPr>
-        <w:t>status</w:t>
-      </w:r>
+        <w:t>tax-status</w:t>
+      </w:r>
+      <w:proofErr w:type="spellEnd"/>
       <w:r>
         <w:rPr>
           <w:rFonts w:asciiTheme="majorBidi" w:hAnsiTheme="majorBidi" w:cstheme="majorBidi"/>
@@ -533,6 +431,7 @@
         </w:rPr>
         <w:t>{</w:t>
       </w:r>
+      <w:proofErr w:type="spellStart"/>
       <w:r>
         <w:rPr>
           <w:rFonts w:asciiTheme="majorBidi" w:hAnsiTheme="majorBidi" w:cstheme="majorBidi"/>
@@ -540,10 +439,10 @@
           <w:bCs/>
           <w:sz w:val="24"/>
           <w:szCs w:val="24"/>
-          <w:lang w:val="en-US"/>
-        </w:rPr>
-        <w:t>treaty</w:t>
-      </w:r>
+        </w:rPr>
+        <w:t>treaty-header-customer-person</w:t>
+      </w:r>
+      <w:proofErr w:type="spellEnd"/>
       <w:r>
         <w:rPr>
           <w:rFonts w:asciiTheme="majorBidi" w:hAnsiTheme="majorBidi" w:cstheme="majorBidi"/>
@@ -552,8 +451,42 @@
           <w:sz w:val="24"/>
           <w:szCs w:val="24"/>
         </w:rPr>
-        <w:t>-</w:t>
-      </w:r>
+        <w:t>}</w:t>
+      </w:r>
+      <w:r>
+        <w:rPr>
+          <w:rFonts w:asciiTheme="majorBidi" w:hAnsiTheme="majorBidi" w:cstheme="majorBidi"/>
+          <w:sz w:val="24"/>
+          <w:szCs w:val="24"/>
+        </w:rPr>
+        <w:t xml:space="preserve">, </w:t>
+      </w:r>
+      <w:r>
+        <w:rPr>
+          <w:rFonts w:asciiTheme="majorBidi" w:hAnsiTheme="majorBidi" w:cstheme="majorBidi"/>
+          <w:sz w:val="24"/>
+          <w:szCs w:val="24"/>
+        </w:rPr>
+        <w:t xml:space="preserve">що діє </w:t>
+      </w:r>
+      <w:r>
+        <w:rPr>
+          <w:rFonts w:asciiTheme="majorBidi" w:hAnsiTheme="majorBidi" w:cstheme="majorBidi"/>
+          <w:sz w:val="24"/>
+          <w:szCs w:val="24"/>
+        </w:rPr>
+        <w:t>на підставі</w:t>
+      </w:r>
+      <w:r>
+        <w:rPr>
+          <w:rFonts w:asciiTheme="majorBidi" w:hAnsiTheme="majorBidi" w:cstheme="majorBidi"/>
+          <w:sz w:val="24"/>
+          <w:szCs w:val="24"/>
+        </w:rPr>
+        <w:t xml:space="preserve"> </w:t>
+      </w:r>
+      <w:bookmarkStart w:id="7" w:name="ZDeistOsn"/>
+      <w:bookmarkEnd w:id="7"/>
       <w:r>
         <w:rPr>
           <w:rFonts w:asciiTheme="majorBidi" w:hAnsiTheme="majorBidi" w:cstheme="majorBidi"/>
@@ -561,10 +494,10 @@
           <w:bCs/>
           <w:sz w:val="24"/>
           <w:szCs w:val="24"/>
-          <w:lang w:val="en-US"/>
-        </w:rPr>
-        <w:t>header</w:t>
-      </w:r>
+        </w:rPr>
+        <w:t>{</w:t>
+      </w:r>
+      <w:proofErr w:type="spellStart"/>
       <w:r>
         <w:rPr>
           <w:rFonts w:asciiTheme="majorBidi" w:hAnsiTheme="majorBidi" w:cstheme="majorBidi"/>
@@ -573,8 +506,9 @@
           <w:sz w:val="24"/>
           <w:szCs w:val="24"/>
         </w:rPr>
-        <w:t>-</w:t>
-      </w:r>
+        <w:t>treaty-header-customer-person-mandate</w:t>
+      </w:r>
+      <w:proofErr w:type="spellEnd"/>
       <w:r>
         <w:rPr>
           <w:rFonts w:asciiTheme="majorBidi" w:hAnsiTheme="majorBidi" w:cstheme="majorBidi"/>
@@ -582,10 +516,35 @@
           <w:bCs/>
           <w:sz w:val="24"/>
           <w:szCs w:val="24"/>
-          <w:lang w:val="en-US"/>
-        </w:rPr>
-        <w:t>customer</w:t>
-      </w:r>
+        </w:rPr>
+        <w:t>}</w:t>
+      </w:r>
+      <w:r>
+        <w:rPr>
+          <w:rFonts w:asciiTheme="majorBidi" w:hAnsiTheme="majorBidi" w:cstheme="majorBidi"/>
+          <w:sz w:val="24"/>
+          <w:szCs w:val="24"/>
+        </w:rPr>
+        <w:t xml:space="preserve">, </w:t>
+      </w:r>
+      <w:r>
+        <w:rPr>
+          <w:rFonts w:asciiTheme="majorBidi" w:hAnsiTheme="majorBidi" w:cstheme="majorBidi"/>
+          <w:sz w:val="24"/>
+          <w:szCs w:val="24"/>
+        </w:rPr>
+        <w:t>з одної сторони, та</w:t>
+      </w:r>
+      <w:r>
+        <w:rPr>
+          <w:rFonts w:asciiTheme="majorBidi" w:hAnsiTheme="majorBidi" w:cstheme="majorBidi"/>
+          <w:sz w:val="24"/>
+          <w:szCs w:val="24"/>
+        </w:rPr>
+        <w:t xml:space="preserve"> </w:t>
+      </w:r>
+      <w:bookmarkStart w:id="8" w:name="Podriad"/>
+      <w:bookmarkEnd w:id="8"/>
       <w:r>
         <w:rPr>
           <w:rFonts w:asciiTheme="majorBidi" w:hAnsiTheme="majorBidi" w:cstheme="majorBidi"/>
@@ -594,8 +553,9 @@
           <w:sz w:val="24"/>
           <w:szCs w:val="24"/>
         </w:rPr>
-        <w:t>-</w:t>
-      </w:r>
+        <w:t>{</w:t>
+      </w:r>
+      <w:proofErr w:type="spellStart"/>
       <w:r>
         <w:rPr>
           <w:rFonts w:asciiTheme="majorBidi" w:hAnsiTheme="majorBidi" w:cstheme="majorBidi"/>
@@ -603,9 +563,8 @@
           <w:bCs/>
           <w:sz w:val="24"/>
           <w:szCs w:val="24"/>
-          <w:lang w:val="en-US"/>
-        </w:rPr>
-        <w:t>person</w:t>
+        </w:rPr>
+        <w:t>treaty-header-</w:t>
       </w:r>
       <w:r>
         <w:rPr>
@@ -615,42 +574,9 @@
           <w:sz w:val="24"/>
           <w:szCs w:val="24"/>
         </w:rPr>
-        <w:t>}</w:t>
-      </w:r>
-      <w:r>
-        <w:rPr>
-          <w:rFonts w:asciiTheme="majorBidi" w:hAnsiTheme="majorBidi" w:cstheme="majorBidi"/>
-          <w:sz w:val="24"/>
-          <w:szCs w:val="24"/>
-        </w:rPr>
-        <w:t xml:space="preserve">, </w:t>
-      </w:r>
-      <w:r>
-        <w:rPr>
-          <w:rFonts w:asciiTheme="majorBidi" w:hAnsiTheme="majorBidi" w:cstheme="majorBidi"/>
-          <w:sz w:val="24"/>
-          <w:szCs w:val="24"/>
-        </w:rPr>
-        <w:t xml:space="preserve">що діє </w:t>
-      </w:r>
-      <w:r>
-        <w:rPr>
-          <w:rFonts w:asciiTheme="majorBidi" w:hAnsiTheme="majorBidi" w:cstheme="majorBidi"/>
-          <w:sz w:val="24"/>
-          <w:szCs w:val="24"/>
-        </w:rPr>
-        <w:t>на підставі</w:t>
-      </w:r>
-      <w:r>
-        <w:rPr>
-          <w:rFonts w:asciiTheme="majorBidi" w:hAnsiTheme="majorBidi" w:cstheme="majorBidi"/>
-          <w:sz w:val="24"/>
-          <w:szCs w:val="24"/>
-        </w:rPr>
-        <w:t xml:space="preserve"> </w:t>
-      </w:r>
-      <w:bookmarkStart w:id="7" w:name="ZDeistOsn"/>
-      <w:bookmarkEnd w:id="7"/>
+        <w:t>contractor</w:t>
+      </w:r>
+      <w:proofErr w:type="spellEnd"/>
       <w:r>
         <w:rPr>
           <w:rFonts w:asciiTheme="majorBidi" w:hAnsiTheme="majorBidi" w:cstheme="majorBidi"/>
@@ -659,8 +585,18 @@
           <w:sz w:val="24"/>
           <w:szCs w:val="24"/>
         </w:rPr>
-        <w:t>{</w:t>
-      </w:r>
+        <w:t>}</w:t>
+      </w:r>
+      <w:r>
+        <w:rPr>
+          <w:rFonts w:asciiTheme="majorBidi" w:hAnsiTheme="majorBidi" w:cstheme="majorBidi"/>
+          <w:sz w:val="24"/>
+          <w:szCs w:val="24"/>
+        </w:rPr>
+        <w:t xml:space="preserve">, </w:t>
+      </w:r>
+      <w:bookmarkStart w:id="9" w:name="PPlatN"/>
+      <w:bookmarkEnd w:id="9"/>
       <w:r>
         <w:rPr>
           <w:rFonts w:asciiTheme="majorBidi" w:hAnsiTheme="majorBidi" w:cstheme="majorBidi"/>
@@ -668,10 +604,10 @@
           <w:bCs/>
           <w:sz w:val="24"/>
           <w:szCs w:val="24"/>
-          <w:lang w:val="en-US"/>
-        </w:rPr>
-        <w:t>treaty</w:t>
-      </w:r>
+        </w:rPr>
+        <w:t>{</w:t>
+      </w:r>
+      <w:proofErr w:type="spellStart"/>
       <w:r>
         <w:rPr>
           <w:rFonts w:asciiTheme="majorBidi" w:hAnsiTheme="majorBidi" w:cstheme="majorBidi"/>
@@ -680,7 +616,7 @@
           <w:sz w:val="24"/>
           <w:szCs w:val="24"/>
         </w:rPr>
-        <w:t>-</w:t>
+        <w:t>treaty-header-</w:t>
       </w:r>
       <w:r>
         <w:rPr>
@@ -689,9 +625,8 @@
           <w:bCs/>
           <w:sz w:val="24"/>
           <w:szCs w:val="24"/>
-          <w:lang w:val="en-US"/>
-        </w:rPr>
-        <w:t>header</w:t>
+        </w:rPr>
+        <w:t>contractor</w:t>
       </w:r>
       <w:r>
         <w:rPr>
@@ -701,285 +636,9 @@
           <w:sz w:val="24"/>
           <w:szCs w:val="24"/>
         </w:rPr>
-        <w:t>-</w:t>
-      </w:r>
-      <w:r>
-        <w:rPr>
-          <w:rFonts w:asciiTheme="majorBidi" w:hAnsiTheme="majorBidi" w:cstheme="majorBidi"/>
-          <w:b/>
-          <w:bCs/>
-          <w:sz w:val="24"/>
-          <w:szCs w:val="24"/>
-          <w:lang w:val="en-US"/>
-        </w:rPr>
-        <w:t>customer</w:t>
-      </w:r>
-      <w:r>
-        <w:rPr>
-          <w:rFonts w:asciiTheme="majorBidi" w:hAnsiTheme="majorBidi" w:cstheme="majorBidi"/>
-          <w:b/>
-          <w:bCs/>
-          <w:sz w:val="24"/>
-          <w:szCs w:val="24"/>
-        </w:rPr>
-        <w:t>-</w:t>
-      </w:r>
-      <w:r>
-        <w:rPr>
-          <w:rFonts w:asciiTheme="majorBidi" w:hAnsiTheme="majorBidi" w:cstheme="majorBidi"/>
-          <w:b/>
-          <w:bCs/>
-          <w:sz w:val="24"/>
-          <w:szCs w:val="24"/>
-          <w:lang w:val="en-US"/>
-        </w:rPr>
-        <w:t>person</w:t>
-      </w:r>
-      <w:r>
-        <w:rPr>
-          <w:rFonts w:asciiTheme="majorBidi" w:hAnsiTheme="majorBidi" w:cstheme="majorBidi"/>
-          <w:b/>
-          <w:bCs/>
-          <w:sz w:val="24"/>
-          <w:szCs w:val="24"/>
-        </w:rPr>
-        <w:t>-</w:t>
-      </w:r>
-      <w:r>
-        <w:rPr>
-          <w:rFonts w:asciiTheme="majorBidi" w:hAnsiTheme="majorBidi" w:cstheme="majorBidi"/>
-          <w:b/>
-          <w:bCs/>
-          <w:sz w:val="24"/>
-          <w:szCs w:val="24"/>
-          <w:lang w:val="en-US"/>
-        </w:rPr>
-        <w:t>mandate</w:t>
-      </w:r>
-      <w:r>
-        <w:rPr>
-          <w:rFonts w:asciiTheme="majorBidi" w:hAnsiTheme="majorBidi" w:cstheme="majorBidi"/>
-          <w:b/>
-          <w:bCs/>
-          <w:sz w:val="24"/>
-          <w:szCs w:val="24"/>
-        </w:rPr>
-        <w:t>}</w:t>
-      </w:r>
-      <w:r>
-        <w:rPr>
-          <w:rFonts w:asciiTheme="majorBidi" w:hAnsiTheme="majorBidi" w:cstheme="majorBidi"/>
-          <w:sz w:val="24"/>
-          <w:szCs w:val="24"/>
-        </w:rPr>
-        <w:t xml:space="preserve">, </w:t>
-      </w:r>
-      <w:r>
-        <w:rPr>
-          <w:rFonts w:asciiTheme="majorBidi" w:hAnsiTheme="majorBidi" w:cstheme="majorBidi"/>
-          <w:sz w:val="24"/>
-          <w:szCs w:val="24"/>
-        </w:rPr>
-        <w:t>з одної сторони, та</w:t>
-      </w:r>
-      <w:r>
-        <w:rPr>
-          <w:rFonts w:asciiTheme="majorBidi" w:hAnsiTheme="majorBidi" w:cstheme="majorBidi"/>
-          <w:sz w:val="24"/>
-          <w:szCs w:val="24"/>
-        </w:rPr>
-        <w:t xml:space="preserve"> </w:t>
-      </w:r>
-      <w:bookmarkStart w:id="8" w:name="Podriad"/>
-      <w:bookmarkEnd w:id="8"/>
-      <w:r>
-        <w:rPr>
-          <w:rFonts w:asciiTheme="majorBidi" w:hAnsiTheme="majorBidi" w:cstheme="majorBidi"/>
-          <w:b/>
-          <w:bCs/>
-          <w:sz w:val="24"/>
-          <w:szCs w:val="24"/>
-        </w:rPr>
-        <w:t>{</w:t>
-      </w:r>
-      <w:r>
-        <w:rPr>
-          <w:rFonts w:asciiTheme="majorBidi" w:hAnsiTheme="majorBidi" w:cstheme="majorBidi"/>
-          <w:b/>
-          <w:bCs/>
-          <w:sz w:val="24"/>
-          <w:szCs w:val="24"/>
-          <w:lang w:val="en-US"/>
-        </w:rPr>
-        <w:t>treaty</w:t>
-      </w:r>
-      <w:r>
-        <w:rPr>
-          <w:rFonts w:asciiTheme="majorBidi" w:hAnsiTheme="majorBidi" w:cstheme="majorBidi"/>
-          <w:b/>
-          <w:bCs/>
-          <w:sz w:val="24"/>
-          <w:szCs w:val="24"/>
-        </w:rPr>
-        <w:t>-</w:t>
-      </w:r>
-      <w:r>
-        <w:rPr>
-          <w:rFonts w:asciiTheme="majorBidi" w:hAnsiTheme="majorBidi" w:cstheme="majorBidi"/>
-          <w:b/>
-          <w:bCs/>
-          <w:sz w:val="24"/>
-          <w:szCs w:val="24"/>
-          <w:lang w:val="en-US"/>
-        </w:rPr>
-        <w:t>header</w:t>
-      </w:r>
-      <w:r>
-        <w:rPr>
-          <w:rFonts w:asciiTheme="majorBidi" w:hAnsiTheme="majorBidi" w:cstheme="majorBidi"/>
-          <w:b/>
-          <w:bCs/>
-          <w:sz w:val="24"/>
-          <w:szCs w:val="24"/>
-        </w:rPr>
-        <w:t>-</w:t>
-      </w:r>
-      <w:r>
-        <w:rPr>
-          <w:rFonts w:asciiTheme="majorBidi" w:hAnsiTheme="majorBidi" w:cstheme="majorBidi"/>
-          <w:b/>
-          <w:bCs/>
-          <w:sz w:val="24"/>
-          <w:szCs w:val="24"/>
-          <w:lang w:val="en-US"/>
-        </w:rPr>
-        <w:t>contractor</w:t>
-      </w:r>
-      <w:r>
-        <w:rPr>
-          <w:rFonts w:asciiTheme="majorBidi" w:hAnsiTheme="majorBidi" w:cstheme="majorBidi"/>
-          <w:b/>
-          <w:bCs/>
-          <w:sz w:val="24"/>
-          <w:szCs w:val="24"/>
-        </w:rPr>
-        <w:t>}</w:t>
-      </w:r>
-      <w:r>
-        <w:rPr>
-          <w:rFonts w:asciiTheme="majorBidi" w:hAnsiTheme="majorBidi" w:cstheme="majorBidi"/>
-          <w:sz w:val="24"/>
-          <w:szCs w:val="24"/>
-        </w:rPr>
-        <w:t xml:space="preserve">, </w:t>
-      </w:r>
-      <w:bookmarkStart w:id="9" w:name="PPlatN"/>
-      <w:bookmarkEnd w:id="9"/>
-      <w:r>
-        <w:rPr>
-          <w:rFonts w:asciiTheme="majorBidi" w:hAnsiTheme="majorBidi" w:cstheme="majorBidi"/>
-          <w:b/>
-          <w:bCs/>
-          <w:sz w:val="24"/>
-          <w:szCs w:val="24"/>
-        </w:rPr>
-        <w:t>{</w:t>
-      </w:r>
-      <w:r>
-        <w:rPr>
-          <w:rFonts w:asciiTheme="majorBidi" w:hAnsiTheme="majorBidi" w:cstheme="majorBidi"/>
-          <w:b/>
-          <w:bCs/>
-          <w:sz w:val="24"/>
-          <w:szCs w:val="24"/>
-          <w:lang w:val="en-US"/>
-        </w:rPr>
-        <w:t>treaty</w:t>
-      </w:r>
-      <w:r>
-        <w:rPr>
-          <w:rFonts w:asciiTheme="majorBidi" w:hAnsiTheme="majorBidi" w:cstheme="majorBidi"/>
-          <w:b/>
-          <w:bCs/>
-          <w:sz w:val="24"/>
-          <w:szCs w:val="24"/>
-        </w:rPr>
-        <w:t>-</w:t>
-      </w:r>
-      <w:r>
-        <w:rPr>
-          <w:rFonts w:asciiTheme="majorBidi" w:hAnsiTheme="majorBidi" w:cstheme="majorBidi"/>
-          <w:b/>
-          <w:bCs/>
-          <w:sz w:val="24"/>
-          <w:szCs w:val="24"/>
-          <w:lang w:val="en-US"/>
-        </w:rPr>
-        <w:t>header</w:t>
-      </w:r>
-      <w:r>
-        <w:rPr>
-          <w:rFonts w:asciiTheme="majorBidi" w:hAnsiTheme="majorBidi" w:cstheme="majorBidi"/>
-          <w:b/>
-          <w:bCs/>
-          <w:sz w:val="24"/>
-          <w:szCs w:val="24"/>
-        </w:rPr>
-        <w:t>-</w:t>
-      </w:r>
-      <w:r>
-        <w:rPr>
-          <w:rFonts w:asciiTheme="majorBidi" w:hAnsiTheme="majorBidi" w:cstheme="majorBidi"/>
-          <w:b/>
-          <w:bCs/>
-          <w:sz w:val="24"/>
-          <w:szCs w:val="24"/>
-          <w:lang w:val="en-US"/>
-        </w:rPr>
-        <w:t>contractor</w:t>
-      </w:r>
-      <w:r>
-        <w:rPr>
-          <w:rFonts w:asciiTheme="majorBidi" w:hAnsiTheme="majorBidi" w:cstheme="majorBidi"/>
-          <w:b/>
-          <w:bCs/>
-          <w:sz w:val="24"/>
-          <w:szCs w:val="24"/>
-        </w:rPr>
-        <w:t>-</w:t>
-      </w:r>
-      <w:r>
-        <w:rPr>
-          <w:rFonts w:asciiTheme="majorBidi" w:hAnsiTheme="majorBidi" w:cstheme="majorBidi"/>
-          <w:b/>
-          <w:bCs/>
-          <w:sz w:val="24"/>
-          <w:szCs w:val="24"/>
-          <w:lang w:val="en-US"/>
-        </w:rPr>
-        <w:t>tax</w:t>
-      </w:r>
-      <w:r>
-        <w:rPr>
-          <w:rFonts w:asciiTheme="majorBidi" w:hAnsiTheme="majorBidi" w:cstheme="majorBidi"/>
-          <w:b/>
-          <w:bCs/>
-          <w:sz w:val="24"/>
-          <w:szCs w:val="24"/>
-        </w:rPr>
-        <w:t>-</w:t>
-      </w:r>
-      <w:r>
-        <w:rPr>
-          <w:rFonts w:asciiTheme="majorBidi" w:hAnsiTheme="majorBidi" w:cstheme="majorBidi"/>
-          <w:b/>
-          <w:bCs/>
-          <w:sz w:val="24"/>
-          <w:szCs w:val="24"/>
-          <w:lang w:val="en-US"/>
-        </w:rPr>
-        <w:t>status</w:t>
-      </w:r>
+        <w:t>-tax-status</w:t>
+      </w:r>
+      <w:proofErr w:type="spellEnd"/>
       <w:r>
         <w:rPr>
           <w:rFonts w:asciiTheme="majorBidi" w:hAnsiTheme="majorBidi" w:cstheme="majorBidi"/>
@@ -1045,6 +704,7 @@
         </w:rPr>
         <w:t>{</w:t>
       </w:r>
+      <w:proofErr w:type="spellStart"/>
       <w:r>
         <w:rPr>
           <w:rFonts w:asciiTheme="majorBidi" w:hAnsiTheme="majorBidi" w:cstheme="majorBidi"/>
@@ -1052,9 +712,8 @@
           <w:bCs/>
           <w:sz w:val="24"/>
           <w:szCs w:val="24"/>
-          <w:lang w:val="en-US"/>
-        </w:rPr>
-        <w:t>treaty</w:t>
+        </w:rPr>
+        <w:t>treaty-header-</w:t>
       </w:r>
       <w:r>
         <w:rPr>
@@ -1064,7 +723,7 @@
           <w:sz w:val="24"/>
           <w:szCs w:val="24"/>
         </w:rPr>
-        <w:t>-</w:t>
+        <w:t>contractor</w:t>
       </w:r>
       <w:r>
         <w:rPr>
@@ -1073,10 +732,10 @@
           <w:bCs/>
           <w:sz w:val="24"/>
           <w:szCs w:val="24"/>
-          <w:lang w:val="en-US"/>
-        </w:rPr>
-        <w:t>header</w:t>
-      </w:r>
+        </w:rPr>
+        <w:t>-person</w:t>
+      </w:r>
+      <w:proofErr w:type="spellEnd"/>
       <w:r>
         <w:rPr>
           <w:rFonts w:asciiTheme="majorBidi" w:hAnsiTheme="majorBidi" w:cstheme="majorBidi"/>
@@ -1085,7 +744,25 @@
           <w:sz w:val="24"/>
           <w:szCs w:val="24"/>
         </w:rPr>
-        <w:t>-</w:t>
+        <w:t>}</w:t>
+      </w:r>
+      <w:r>
+        <w:rPr>
+          <w:rFonts w:asciiTheme="majorBidi" w:hAnsiTheme="majorBidi" w:cstheme="majorBidi"/>
+          <w:sz w:val="24"/>
+          <w:szCs w:val="24"/>
+        </w:rPr>
+        <w:t xml:space="preserve">, </w:t>
+      </w:r>
+      <w:bookmarkStart w:id="12" w:name="PDeistOsn"/>
+      <w:bookmarkEnd w:id="12"/>
+      <w:r>
+        <w:rPr>
+          <w:rFonts w:asciiTheme="majorBidi" w:hAnsiTheme="majorBidi" w:cstheme="majorBidi"/>
+          <w:sz w:val="24"/>
+          <w:szCs w:val="24"/>
+        </w:rPr>
+        <w:t xml:space="preserve">що діє на підставі </w:t>
       </w:r>
       <w:r>
         <w:rPr>
@@ -1094,10 +771,10 @@
           <w:bCs/>
           <w:sz w:val="24"/>
           <w:szCs w:val="24"/>
-          <w:lang w:val="en-US"/>
-        </w:rPr>
-        <w:t>contractor</w:t>
-      </w:r>
+        </w:rPr>
+        <w:t>{</w:t>
+      </w:r>
+      <w:proofErr w:type="spellStart"/>
       <w:r>
         <w:rPr>
           <w:rFonts w:asciiTheme="majorBidi" w:hAnsiTheme="majorBidi" w:cstheme="majorBidi"/>
@@ -1106,7 +783,7 @@
           <w:sz w:val="24"/>
           <w:szCs w:val="24"/>
         </w:rPr>
-        <w:t>-</w:t>
+        <w:t>treaty-header-</w:t>
       </w:r>
       <w:r>
         <w:rPr>
@@ -1115,9 +792,8 @@
           <w:bCs/>
           <w:sz w:val="24"/>
           <w:szCs w:val="24"/>
-          <w:lang w:val="en-US"/>
-        </w:rPr>
-        <w:t>person</w:t>
+        </w:rPr>
+        <w:t>contractor</w:t>
       </w:r>
       <w:r>
         <w:rPr>
@@ -1127,131 +803,9 @@
           <w:sz w:val="24"/>
           <w:szCs w:val="24"/>
         </w:rPr>
-        <w:t>}</w:t>
-      </w:r>
-      <w:r>
-        <w:rPr>
-          <w:rFonts w:asciiTheme="majorBidi" w:hAnsiTheme="majorBidi" w:cstheme="majorBidi"/>
-          <w:sz w:val="24"/>
-          <w:szCs w:val="24"/>
-        </w:rPr>
-        <w:t xml:space="preserve">, </w:t>
-      </w:r>
-      <w:bookmarkStart w:id="12" w:name="PDeistOsn"/>
-      <w:bookmarkEnd w:id="12"/>
-      <w:r>
-        <w:rPr>
-          <w:rFonts w:asciiTheme="majorBidi" w:hAnsiTheme="majorBidi" w:cstheme="majorBidi"/>
-          <w:sz w:val="24"/>
-          <w:szCs w:val="24"/>
-        </w:rPr>
-        <w:t xml:space="preserve">що діє на підставі </w:t>
-      </w:r>
-      <w:r>
-        <w:rPr>
-          <w:rFonts w:asciiTheme="majorBidi" w:hAnsiTheme="majorBidi" w:cstheme="majorBidi"/>
-          <w:b/>
-          <w:bCs/>
-          <w:sz w:val="24"/>
-          <w:szCs w:val="24"/>
-        </w:rPr>
-        <w:t>{</w:t>
-      </w:r>
-      <w:r>
-        <w:rPr>
-          <w:rFonts w:asciiTheme="majorBidi" w:hAnsiTheme="majorBidi" w:cstheme="majorBidi"/>
-          <w:b/>
-          <w:bCs/>
-          <w:sz w:val="24"/>
-          <w:szCs w:val="24"/>
-          <w:lang w:val="en-US"/>
-        </w:rPr>
-        <w:t>treaty</w:t>
-      </w:r>
-      <w:r>
-        <w:rPr>
-          <w:rFonts w:asciiTheme="majorBidi" w:hAnsiTheme="majorBidi" w:cstheme="majorBidi"/>
-          <w:b/>
-          <w:bCs/>
-          <w:sz w:val="24"/>
-          <w:szCs w:val="24"/>
-        </w:rPr>
-        <w:t>-</w:t>
-      </w:r>
-      <w:r>
-        <w:rPr>
-          <w:rFonts w:asciiTheme="majorBidi" w:hAnsiTheme="majorBidi" w:cstheme="majorBidi"/>
-          <w:b/>
-          <w:bCs/>
-          <w:sz w:val="24"/>
-          <w:szCs w:val="24"/>
-          <w:lang w:val="en-US"/>
-        </w:rPr>
-        <w:t>header</w:t>
-      </w:r>
-      <w:r>
-        <w:rPr>
-          <w:rFonts w:asciiTheme="majorBidi" w:hAnsiTheme="majorBidi" w:cstheme="majorBidi"/>
-          <w:b/>
-          <w:bCs/>
-          <w:sz w:val="24"/>
-          <w:szCs w:val="24"/>
-        </w:rPr>
-        <w:t>-</w:t>
-      </w:r>
-      <w:r>
-        <w:rPr>
-          <w:rFonts w:asciiTheme="majorBidi" w:hAnsiTheme="majorBidi" w:cstheme="majorBidi"/>
-          <w:b/>
-          <w:bCs/>
-          <w:sz w:val="24"/>
-          <w:szCs w:val="24"/>
-          <w:lang w:val="en-US"/>
-        </w:rPr>
-        <w:t>contractor</w:t>
-      </w:r>
-      <w:r>
-        <w:rPr>
-          <w:rFonts w:asciiTheme="majorBidi" w:hAnsiTheme="majorBidi" w:cstheme="majorBidi"/>
-          <w:b/>
-          <w:bCs/>
-          <w:sz w:val="24"/>
-          <w:szCs w:val="24"/>
-        </w:rPr>
-        <w:t>-</w:t>
-      </w:r>
-      <w:r>
-        <w:rPr>
-          <w:rFonts w:asciiTheme="majorBidi" w:hAnsiTheme="majorBidi" w:cstheme="majorBidi"/>
-          <w:b/>
-          <w:bCs/>
-          <w:sz w:val="24"/>
-          <w:szCs w:val="24"/>
-          <w:lang w:val="en-US"/>
-        </w:rPr>
-        <w:t>person</w:t>
-      </w:r>
-      <w:r>
-        <w:rPr>
-          <w:rFonts w:asciiTheme="majorBidi" w:hAnsiTheme="majorBidi" w:cstheme="majorBidi"/>
-          <w:b/>
-          <w:bCs/>
-          <w:sz w:val="24"/>
-          <w:szCs w:val="24"/>
-        </w:rPr>
-        <w:t>-</w:t>
-      </w:r>
-      <w:r>
-        <w:rPr>
-          <w:rFonts w:asciiTheme="majorBidi" w:hAnsiTheme="majorBidi" w:cstheme="majorBidi"/>
-          <w:b/>
-          <w:bCs/>
-          <w:sz w:val="24"/>
-          <w:szCs w:val="24"/>
-          <w:lang w:val="en-US"/>
-        </w:rPr>
-        <w:t>mandate</w:t>
-      </w:r>
+        <w:t>-person-mandate</w:t>
+      </w:r>
+      <w:proofErr w:type="spellEnd"/>
       <w:r>
         <w:rPr>
           <w:rFonts w:asciiTheme="majorBidi" w:hAnsiTheme="majorBidi" w:cstheme="majorBidi"/>
@@ -1507,20 +1061,7 @@
               <w:rPr>
                 <w:rFonts w:asciiTheme="majorBidi" w:hAnsiTheme="majorBidi" w:cstheme="majorBidi"/>
               </w:rPr>
-              <w:t>Найменування</w:t>
-            </w:r>
-            <w:r>
-              <w:rPr>
-                <w:rFonts w:asciiTheme="majorBidi" w:hAnsiTheme="majorBidi" w:cstheme="majorBidi"/>
-                <w:lang w:val="en-US"/>
-              </w:rPr>
-              <w:t xml:space="preserve"> </w:t>
-            </w:r>
-            <w:r>
-              <w:rPr>
-                <w:rFonts w:asciiTheme="majorBidi" w:hAnsiTheme="majorBidi" w:cstheme="majorBidi"/>
-              </w:rPr>
-              <w:t>робіт</w:t>
+              <w:t>Найменування робіт</w:t>
             </w:r>
           </w:p>
         </w:tc>
@@ -1631,31 +1172,13 @@
               <w:jc w:val="center"/>
               <w:rPr>
                 <w:rFonts w:asciiTheme="majorBidi" w:hAnsiTheme="majorBidi" w:cstheme="majorBidi"/>
-                <w:lang w:val="en-US"/>
               </w:rPr>
             </w:pPr>
             <w:r>
               <w:rPr>
                 <w:rFonts w:asciiTheme="majorBidi" w:hAnsiTheme="majorBidi" w:cstheme="majorBidi"/>
-                <w:lang w:val="en-US"/>
-              </w:rPr>
-              <w:t>{#</w:t>
-            </w:r>
-            <w:proofErr w:type="gramStart"/>
-            <w:r>
-              <w:rPr>
-                <w:rFonts w:asciiTheme="majorBidi" w:hAnsiTheme="majorBidi" w:cstheme="majorBidi"/>
-                <w:lang w:val="en-US"/>
-              </w:rPr>
-              <w:t>items}{</w:t>
-            </w:r>
-            <w:proofErr w:type="gramEnd"/>
-            <w:r>
-              <w:rPr>
-                <w:rFonts w:asciiTheme="majorBidi" w:hAnsiTheme="majorBidi" w:cstheme="majorBidi"/>
-                <w:lang w:val="en-US"/>
-              </w:rPr>
-              <w:t>treaty-job-item-number}</w:t>
+              </w:rPr>
+              <w:t>{#items}{treaty-job-item-number}</w:t>
             </w:r>
           </w:p>
         </w:tc>
@@ -1674,9 +1197,22 @@
             <w:r>
               <w:rPr>
                 <w:rFonts w:asciiTheme="majorBidi" w:hAnsiTheme="majorBidi" w:cstheme="majorBidi"/>
-                <w:lang w:val="en-US"/>
-              </w:rPr>
-              <w:t>{treaty-job-item-title}</w:t>
+              </w:rPr>
+              <w:t>{</w:t>
+            </w:r>
+            <w:proofErr w:type="spellStart"/>
+            <w:r>
+              <w:rPr>
+                <w:rFonts w:asciiTheme="majorBidi" w:hAnsiTheme="majorBidi" w:cstheme="majorBidi"/>
+              </w:rPr>
+              <w:t>treaty-job-item-title</w:t>
+            </w:r>
+            <w:proofErr w:type="spellEnd"/>
+            <w:r>
+              <w:rPr>
+                <w:rFonts w:asciiTheme="majorBidi" w:hAnsiTheme="majorBidi" w:cstheme="majorBidi"/>
+              </w:rPr>
+              <w:t>}</w:t>
             </w:r>
           </w:p>
         </w:tc>
@@ -1696,9 +1232,22 @@
             <w:r>
               <w:rPr>
                 <w:rFonts w:asciiTheme="majorBidi" w:hAnsiTheme="majorBidi" w:cstheme="majorBidi"/>
-                <w:lang w:val="en-US"/>
-              </w:rPr>
-              <w:t>{treaty-job-item-unit}</w:t>
+              </w:rPr>
+              <w:t>{</w:t>
+            </w:r>
+            <w:proofErr w:type="spellStart"/>
+            <w:r>
+              <w:rPr>
+                <w:rFonts w:asciiTheme="majorBidi" w:hAnsiTheme="majorBidi" w:cstheme="majorBidi"/>
+              </w:rPr>
+              <w:t>treaty-job-item-unit</w:t>
+            </w:r>
+            <w:proofErr w:type="spellEnd"/>
+            <w:r>
+              <w:rPr>
+                <w:rFonts w:asciiTheme="majorBidi" w:hAnsiTheme="majorBidi" w:cstheme="majorBidi"/>
+              </w:rPr>
+              <w:t>}</w:t>
             </w:r>
           </w:p>
         </w:tc>
@@ -1718,9 +1267,22 @@
             <w:r>
               <w:rPr>
                 <w:rFonts w:asciiTheme="majorBidi" w:hAnsiTheme="majorBidi" w:cstheme="majorBidi"/>
-                <w:lang w:val="en-US"/>
-              </w:rPr>
-              <w:t>{treaty-job-item-quantity}</w:t>
+              </w:rPr>
+              <w:t>{</w:t>
+            </w:r>
+            <w:proofErr w:type="spellStart"/>
+            <w:r>
+              <w:rPr>
+                <w:rFonts w:asciiTheme="majorBidi" w:hAnsiTheme="majorBidi" w:cstheme="majorBidi"/>
+              </w:rPr>
+              <w:t>treaty-job-item-quantity</w:t>
+            </w:r>
+            <w:proofErr w:type="spellEnd"/>
+            <w:r>
+              <w:rPr>
+                <w:rFonts w:asciiTheme="majorBidi" w:hAnsiTheme="majorBidi" w:cstheme="majorBidi"/>
+              </w:rPr>
+              <w:t>}</w:t>
             </w:r>
           </w:p>
         </w:tc>
@@ -1740,9 +1302,22 @@
             <w:r>
               <w:rPr>
                 <w:rFonts w:asciiTheme="majorBidi" w:hAnsiTheme="majorBidi" w:cstheme="majorBidi"/>
-                <w:lang w:val="en-US"/>
-              </w:rPr>
-              <w:t>{treaty-job-item-price}</w:t>
+              </w:rPr>
+              <w:t>{</w:t>
+            </w:r>
+            <w:proofErr w:type="spellStart"/>
+            <w:r>
+              <w:rPr>
+                <w:rFonts w:asciiTheme="majorBidi" w:hAnsiTheme="majorBidi" w:cstheme="majorBidi"/>
+              </w:rPr>
+              <w:t>treaty-job-item-price</w:t>
+            </w:r>
+            <w:proofErr w:type="spellEnd"/>
+            <w:r>
+              <w:rPr>
+                <w:rFonts w:asciiTheme="majorBidi" w:hAnsiTheme="majorBidi" w:cstheme="majorBidi"/>
+              </w:rPr>
+              <w:t>}</w:t>
             </w:r>
           </w:p>
         </w:tc>
@@ -1757,31 +1332,41 @@
               <w:jc w:val="center"/>
               <w:rPr>
                 <w:rFonts w:asciiTheme="majorBidi" w:hAnsiTheme="majorBidi" w:cstheme="majorBidi"/>
-                <w:lang w:val="en-US"/>
               </w:rPr>
             </w:pPr>
             <w:r>
               <w:rPr>
                 <w:rFonts w:asciiTheme="majorBidi" w:hAnsiTheme="majorBidi" w:cstheme="majorBidi"/>
-                <w:lang w:val="en-US"/>
-              </w:rPr>
-              <w:t>{treaty-job-item-total-</w:t>
-            </w:r>
-            <w:proofErr w:type="gramStart"/>
-            <w:r>
-              <w:rPr>
-                <w:rFonts w:asciiTheme="majorBidi" w:hAnsiTheme="majorBidi" w:cstheme="majorBidi"/>
-                <w:lang w:val="en-US"/>
-              </w:rPr>
-              <w:t>price}{</w:t>
-            </w:r>
-            <w:proofErr w:type="gramEnd"/>
-            <w:r>
-              <w:rPr>
-                <w:rFonts w:asciiTheme="majorBidi" w:hAnsiTheme="majorBidi" w:cstheme="majorBidi"/>
-                <w:lang w:val="en-US"/>
-              </w:rPr>
-              <w:t>/items}</w:t>
+              </w:rPr>
+              <w:t>{</w:t>
+            </w:r>
+            <w:proofErr w:type="spellStart"/>
+            <w:r>
+              <w:rPr>
+                <w:rFonts w:asciiTheme="majorBidi" w:hAnsiTheme="majorBidi" w:cstheme="majorBidi"/>
+              </w:rPr>
+              <w:t>treaty-job-item-total-price</w:t>
+            </w:r>
+            <w:proofErr w:type="spellEnd"/>
+            <w:r>
+              <w:rPr>
+                <w:rFonts w:asciiTheme="majorBidi" w:hAnsiTheme="majorBidi" w:cstheme="majorBidi"/>
+              </w:rPr>
+              <w:t>}{/</w:t>
+            </w:r>
+            <w:proofErr w:type="spellStart"/>
+            <w:r>
+              <w:rPr>
+                <w:rFonts w:asciiTheme="majorBidi" w:hAnsiTheme="majorBidi" w:cstheme="majorBidi"/>
+              </w:rPr>
+              <w:t>items</w:t>
+            </w:r>
+            <w:proofErr w:type="spellEnd"/>
+            <w:r>
+              <w:rPr>
+                <w:rFonts w:asciiTheme="majorBidi" w:hAnsiTheme="majorBidi" w:cstheme="majorBidi"/>
+              </w:rPr>
+              <w:t>}</w:t>
             </w:r>
           </w:p>
         </w:tc>
@@ -1838,9 +1423,26 @@
                 <w:rFonts w:asciiTheme="majorBidi" w:hAnsiTheme="majorBidi" w:cstheme="majorBidi"/>
                 <w:b/>
                 <w:bCs/>
-                <w:lang w:val="en-US"/>
-              </w:rPr>
-              <w:t>{treaty-jobs-price-without-tax}</w:t>
+              </w:rPr>
+              <w:t>{</w:t>
+            </w:r>
+            <w:proofErr w:type="spellStart"/>
+            <w:r>
+              <w:rPr>
+                <w:rFonts w:asciiTheme="majorBidi" w:hAnsiTheme="majorBidi" w:cstheme="majorBidi"/>
+                <w:b/>
+                <w:bCs/>
+              </w:rPr>
+              <w:t>treaty-jobs-price-without-tax</w:t>
+            </w:r>
+            <w:proofErr w:type="spellEnd"/>
+            <w:r>
+              <w:rPr>
+                <w:rFonts w:asciiTheme="majorBidi" w:hAnsiTheme="majorBidi" w:cstheme="majorBidi"/>
+                <w:b/>
+                <w:bCs/>
+              </w:rPr>
+              <w:t>}</w:t>
             </w:r>
           </w:p>
         </w:tc>
@@ -1897,9 +1499,26 @@
                 <w:rFonts w:asciiTheme="majorBidi" w:hAnsiTheme="majorBidi" w:cstheme="majorBidi"/>
                 <w:b/>
                 <w:bCs/>
-                <w:lang w:val="en-US"/>
-              </w:rPr>
-              <w:t>{treaty-jobs-tax}</w:t>
+              </w:rPr>
+              <w:t>{</w:t>
+            </w:r>
+            <w:proofErr w:type="spellStart"/>
+            <w:r>
+              <w:rPr>
+                <w:rFonts w:asciiTheme="majorBidi" w:hAnsiTheme="majorBidi" w:cstheme="majorBidi"/>
+                <w:b/>
+                <w:bCs/>
+              </w:rPr>
+              <w:t>treaty-jobs-tax</w:t>
+            </w:r>
+            <w:proofErr w:type="spellEnd"/>
+            <w:r>
+              <w:rPr>
+                <w:rFonts w:asciiTheme="majorBidi" w:hAnsiTheme="majorBidi" w:cstheme="majorBidi"/>
+                <w:b/>
+                <w:bCs/>
+              </w:rPr>
+              <w:t>}</w:t>
             </w:r>
           </w:p>
         </w:tc>
@@ -1956,9 +1575,26 @@
                 <w:rFonts w:asciiTheme="majorBidi" w:hAnsiTheme="majorBidi" w:cstheme="majorBidi"/>
                 <w:b/>
                 <w:bCs/>
-                <w:lang w:val="en-US"/>
-              </w:rPr>
-              <w:t>{treaty-jobs-price-with-tax}</w:t>
+              </w:rPr>
+              <w:t>{</w:t>
+            </w:r>
+            <w:proofErr w:type="spellStart"/>
+            <w:r>
+              <w:rPr>
+                <w:rFonts w:asciiTheme="majorBidi" w:hAnsiTheme="majorBidi" w:cstheme="majorBidi"/>
+                <w:b/>
+                <w:bCs/>
+              </w:rPr>
+              <w:t>treaty-jobs-price-with-tax</w:t>
+            </w:r>
+            <w:proofErr w:type="spellEnd"/>
+            <w:r>
+              <w:rPr>
+                <w:rFonts w:asciiTheme="majorBidi" w:hAnsiTheme="majorBidi" w:cstheme="majorBidi"/>
+                <w:b/>
+                <w:bCs/>
+              </w:rPr>
+              <w:t>}</w:t>
             </w:r>
           </w:p>
         </w:tc>
@@ -2150,6 +1786,7 @@
         </w:rPr>
         <w:t>{</w:t>
       </w:r>
+      <w:proofErr w:type="spellStart"/>
       <w:r>
         <w:rPr>
           <w:rFonts w:asciiTheme="majorBidi" w:hAnsiTheme="majorBidi" w:cstheme="majorBidi"/>
@@ -2157,52 +1794,10 @@
           <w:bCs/>
           <w:sz w:val="24"/>
           <w:szCs w:val="24"/>
-          <w:lang w:val="en-US"/>
-        </w:rPr>
-        <w:t>treaty</w:t>
-      </w:r>
-      <w:r>
-        <w:rPr>
-          <w:rFonts w:asciiTheme="majorBidi" w:hAnsiTheme="majorBidi" w:cstheme="majorBidi"/>
-          <w:b/>
-          <w:bCs/>
-          <w:sz w:val="24"/>
-          <w:szCs w:val="24"/>
-        </w:rPr>
-        <w:t>-</w:t>
-      </w:r>
-      <w:r>
-        <w:rPr>
-          <w:rFonts w:asciiTheme="majorBidi" w:hAnsiTheme="majorBidi" w:cstheme="majorBidi"/>
-          <w:b/>
-          <w:bCs/>
-          <w:sz w:val="24"/>
-          <w:szCs w:val="24"/>
-          <w:lang w:val="en-US"/>
-        </w:rPr>
-        <w:t>price</w:t>
-      </w:r>
-      <w:r>
-        <w:rPr>
-          <w:rFonts w:asciiTheme="majorBidi" w:hAnsiTheme="majorBidi" w:cstheme="majorBidi"/>
-          <w:b/>
-          <w:bCs/>
-          <w:sz w:val="24"/>
-          <w:szCs w:val="24"/>
-        </w:rPr>
-        <w:t>-</w:t>
-      </w:r>
-      <w:r>
-        <w:rPr>
-          <w:rFonts w:asciiTheme="majorBidi" w:hAnsiTheme="majorBidi" w:cstheme="majorBidi"/>
-          <w:b/>
-          <w:bCs/>
-          <w:sz w:val="24"/>
-          <w:szCs w:val="24"/>
-          <w:lang w:val="en-US"/>
-        </w:rPr>
-        <w:t>literal</w:t>
-      </w:r>
+        </w:rPr>
+        <w:t>treaty-price-literal</w:t>
+      </w:r>
+      <w:proofErr w:type="spellEnd"/>
       <w:r>
         <w:rPr>
           <w:rFonts w:asciiTheme="majorBidi" w:hAnsiTheme="majorBidi" w:cstheme="majorBidi"/>
@@ -2709,6 +2304,7 @@
         </w:rPr>
         <w:t>{</w:t>
       </w:r>
+      <w:proofErr w:type="spellStart"/>
       <w:r>
         <w:rPr>
           <w:rFonts w:asciiTheme="majorBidi" w:hAnsiTheme="majorBidi" w:cstheme="majorBidi"/>
@@ -2716,52 +2312,10 @@
           <w:bCs/>
           <w:sz w:val="24"/>
           <w:szCs w:val="24"/>
-          <w:lang w:val="en-US"/>
-        </w:rPr>
-        <w:t>treaty</w:t>
-      </w:r>
-      <w:r>
-        <w:rPr>
-          <w:rFonts w:asciiTheme="majorBidi" w:hAnsiTheme="majorBidi" w:cstheme="majorBidi"/>
-          <w:b/>
-          <w:bCs/>
-          <w:sz w:val="24"/>
-          <w:szCs w:val="24"/>
-        </w:rPr>
-        <w:t>-</w:t>
-      </w:r>
-      <w:r>
-        <w:rPr>
-          <w:rFonts w:asciiTheme="majorBidi" w:hAnsiTheme="majorBidi" w:cstheme="majorBidi"/>
-          <w:b/>
-          <w:bCs/>
-          <w:sz w:val="24"/>
-          <w:szCs w:val="24"/>
-          <w:lang w:val="en-US"/>
-        </w:rPr>
-        <w:t>job</w:t>
-      </w:r>
-      <w:r>
-        <w:rPr>
-          <w:rFonts w:asciiTheme="majorBidi" w:hAnsiTheme="majorBidi" w:cstheme="majorBidi"/>
-          <w:b/>
-          <w:bCs/>
-          <w:sz w:val="24"/>
-          <w:szCs w:val="24"/>
-        </w:rPr>
-        <w:t>-</w:t>
-      </w:r>
-      <w:r>
-        <w:rPr>
-          <w:rFonts w:asciiTheme="majorBidi" w:hAnsiTheme="majorBidi" w:cstheme="majorBidi"/>
-          <w:b/>
-          <w:bCs/>
-          <w:sz w:val="24"/>
-          <w:szCs w:val="24"/>
-          <w:lang w:val="en-US"/>
-        </w:rPr>
-        <w:t>duration</w:t>
-      </w:r>
+        </w:rPr>
+        <w:t>treaty-job-duration</w:t>
+      </w:r>
+      <w:proofErr w:type="spellEnd"/>
       <w:r>
         <w:rPr>
           <w:rFonts w:asciiTheme="majorBidi" w:hAnsiTheme="majorBidi" w:cstheme="majorBidi"/>
@@ -5306,6 +4860,7 @@
         </w:rPr>
         <w:t>{</w:t>
       </w:r>
+      <w:proofErr w:type="spellStart"/>
       <w:r>
         <w:rPr>
           <w:rFonts w:asciiTheme="majorBidi" w:hAnsiTheme="majorBidi" w:cstheme="majorBidi"/>
@@ -5313,31 +4868,10 @@
           <w:bCs/>
           <w:sz w:val="24"/>
           <w:szCs w:val="24"/>
-          <w:lang w:val="en-US"/>
-        </w:rPr>
-        <w:t>treaty</w:t>
-      </w:r>
-      <w:r>
-        <w:rPr>
-          <w:rFonts w:asciiTheme="majorBidi" w:hAnsiTheme="majorBidi" w:cstheme="majorBidi"/>
-          <w:b/>
-          <w:bCs/>
-          <w:sz w:val="24"/>
-          <w:szCs w:val="24"/>
-        </w:rPr>
-        <w:t>-</w:t>
-      </w:r>
-      <w:r>
-        <w:rPr>
-          <w:rFonts w:asciiTheme="majorBidi" w:hAnsiTheme="majorBidi" w:cstheme="majorBidi"/>
-          <w:b/>
-          <w:bCs/>
-          <w:sz w:val="24"/>
-          <w:szCs w:val="24"/>
-          <w:lang w:val="en-US"/>
-        </w:rPr>
-        <w:t>duration</w:t>
-      </w:r>
+        </w:rPr>
+        <w:t>treaty-duration</w:t>
+      </w:r>
+      <w:proofErr w:type="spellEnd"/>
       <w:r>
         <w:rPr>
           <w:rFonts w:asciiTheme="majorBidi" w:hAnsiTheme="majorBidi" w:cstheme="majorBidi"/>
@@ -5475,22 +5009,20 @@
               <w:rPr>
                 <w:rFonts w:asciiTheme="majorBidi" w:hAnsiTheme="majorBidi" w:cstheme="majorBidi"/>
                 <w:b/>
-                <w:lang w:val="en-US"/>
               </w:rPr>
             </w:pPr>
             <w:r>
               <w:rPr>
                 <w:rFonts w:asciiTheme="majorBidi" w:hAnsiTheme="majorBidi" w:cstheme="majorBidi"/>
                 <w:b/>
-                <w:lang w:val="en-US"/>
               </w:rPr>
               <w:t>{</w:t>
             </w:r>
+            <w:proofErr w:type="spellStart"/>
             <w:r>
               <w:rPr>
                 <w:rFonts w:asciiTheme="majorBidi" w:hAnsiTheme="majorBidi" w:cstheme="majorBidi"/>
                 <w:b/>
-                <w:lang w:val="en-US"/>
               </w:rPr>
               <w:t>treaty</w:t>
             </w:r>
@@ -5498,7 +5030,6 @@
               <w:rPr>
                 <w:rFonts w:asciiTheme="majorBidi" w:hAnsiTheme="majorBidi" w:cstheme="majorBidi"/>
                 <w:b/>
-                <w:lang w:val="en-US"/>
               </w:rPr>
               <w:t>-sign-</w:t>
             </w:r>
@@ -5506,15 +5037,14 @@
               <w:rPr>
                 <w:rFonts w:asciiTheme="majorBidi" w:hAnsiTheme="majorBidi" w:cstheme="majorBidi"/>
                 <w:b/>
-                <w:lang w:val="en-US"/>
               </w:rPr>
               <w:t>contractor</w:t>
             </w:r>
+            <w:proofErr w:type="spellEnd"/>
             <w:r>
               <w:rPr>
                 <w:rFonts w:asciiTheme="majorBidi" w:hAnsiTheme="majorBidi" w:cstheme="majorBidi"/>
                 <w:b/>
-                <w:lang w:val="en-US"/>
               </w:rPr>
               <w:t>}</w:t>
             </w:r>
@@ -5563,7 +5093,6 @@
               <w:rPr>
                 <w:rFonts w:asciiTheme="majorBidi" w:hAnsiTheme="majorBidi" w:cstheme="majorBidi"/>
                 <w:b/>
-                <w:lang w:val="en-US"/>
               </w:rPr>
             </w:pPr>
           </w:p>
@@ -5574,22 +5103,20 @@
               <w:rPr>
                 <w:rFonts w:asciiTheme="majorBidi" w:hAnsiTheme="majorBidi" w:cstheme="majorBidi"/>
                 <w:b/>
-                <w:lang w:val="en-US"/>
               </w:rPr>
             </w:pPr>
             <w:r>
               <w:rPr>
                 <w:rFonts w:asciiTheme="majorBidi" w:hAnsiTheme="majorBidi" w:cstheme="majorBidi"/>
                 <w:b/>
-                <w:lang w:val="en-US"/>
               </w:rPr>
               <w:t>{</w:t>
             </w:r>
+            <w:proofErr w:type="spellStart"/>
             <w:r>
               <w:rPr>
                 <w:rFonts w:asciiTheme="majorBidi" w:hAnsiTheme="majorBidi" w:cstheme="majorBidi"/>
                 <w:b/>
-                <w:lang w:val="en-US"/>
               </w:rPr>
               <w:t>treaty</w:t>
             </w:r>
@@ -5597,9 +5124,16 @@
               <w:rPr>
                 <w:rFonts w:asciiTheme="majorBidi" w:hAnsiTheme="majorBidi" w:cstheme="majorBidi"/>
                 <w:b/>
-                <w:lang w:val="en-US"/>
-              </w:rPr>
-              <w:t>-sign-customer}</w:t>
+              </w:rPr>
+              <w:t>-sign-customer</w:t>
+            </w:r>
+            <w:proofErr w:type="spellEnd"/>
+            <w:r>
+              <w:rPr>
+                <w:rFonts w:asciiTheme="majorBidi" w:hAnsiTheme="majorBidi" w:cstheme="majorBidi"/>
+                <w:b/>
+              </w:rPr>
+              <w:t>}</w:t>
             </w:r>
             <w:bookmarkStart w:id="21" w:name="FirmNamePl"/>
             <w:bookmarkEnd w:id="21"/>
@@ -5632,29 +5166,39 @@
               <w:spacing w:line="264" w:lineRule="auto"/>
               <w:rPr>
                 <w:rFonts w:asciiTheme="majorBidi" w:hAnsiTheme="majorBidi" w:cstheme="majorBidi"/>
-                <w:lang w:val="en-US"/>
               </w:rPr>
             </w:pPr>
             <w:r>
               <w:rPr>
                 <w:rFonts w:asciiTheme="majorBidi" w:hAnsiTheme="majorBidi" w:cstheme="majorBidi"/>
-                <w:lang w:val="en-US"/>
-              </w:rPr>
-              <w:t>{treaty-</w:t>
-            </w:r>
-            <w:r>
-              <w:rPr>
-                <w:rFonts w:asciiTheme="majorBidi" w:hAnsiTheme="majorBidi" w:cstheme="majorBidi"/>
-                <w:lang w:val="en-US"/>
+              </w:rPr>
+              <w:t>{</w:t>
+            </w:r>
+            <w:proofErr w:type="spellStart"/>
+            <w:r>
+              <w:rPr>
+                <w:rFonts w:asciiTheme="majorBidi" w:hAnsiTheme="majorBidi" w:cstheme="majorBidi"/>
+              </w:rPr>
+              <w:t>treaty-</w:t>
+            </w:r>
+            <w:r>
+              <w:rPr>
+                <w:rFonts w:asciiTheme="majorBidi" w:hAnsiTheme="majorBidi" w:cstheme="majorBidi"/>
               </w:rPr>
               <w:t>contractor</w:t>
             </w:r>
             <w:r>
               <w:rPr>
                 <w:rFonts w:asciiTheme="majorBidi" w:hAnsiTheme="majorBidi" w:cstheme="majorBidi"/>
-                <w:lang w:val="en-US"/>
-              </w:rPr>
-              <w:t>-details}</w:t>
+              </w:rPr>
+              <w:t>-details</w:t>
+            </w:r>
+            <w:proofErr w:type="spellEnd"/>
+            <w:r>
+              <w:rPr>
+                <w:rFonts w:asciiTheme="majorBidi" w:hAnsiTheme="majorBidi" w:cstheme="majorBidi"/>
+              </w:rPr>
+              <w:t>}</w:t>
             </w:r>
           </w:p>
         </w:tc>
@@ -5675,9 +5219,22 @@
             <w:r>
               <w:rPr>
                 <w:rFonts w:asciiTheme="majorBidi" w:hAnsiTheme="majorBidi" w:cstheme="majorBidi"/>
-                <w:lang w:val="en-US"/>
-              </w:rPr>
-              <w:t>{treaty-customer-details}</w:t>
+              </w:rPr>
+              <w:t>{</w:t>
+            </w:r>
+            <w:proofErr w:type="spellStart"/>
+            <w:r>
+              <w:rPr>
+                <w:rFonts w:asciiTheme="majorBidi" w:hAnsiTheme="majorBidi" w:cstheme="majorBidi"/>
+              </w:rPr>
+              <w:t>treaty-customer-details</w:t>
+            </w:r>
+            <w:proofErr w:type="spellEnd"/>
+            <w:r>
+              <w:rPr>
+                <w:rFonts w:asciiTheme="majorBidi" w:hAnsiTheme="majorBidi" w:cstheme="majorBidi"/>
+              </w:rPr>
+              <w:t>}</w:t>
             </w:r>
           </w:p>
         </w:tc>
@@ -5750,15 +5307,14 @@
               <w:rPr>
                 <w:rFonts w:asciiTheme="majorBidi" w:hAnsiTheme="majorBidi" w:cstheme="majorBidi"/>
                 <w:b/>
-                <w:lang w:val="en-US"/>
               </w:rPr>
               <w:t>{</w:t>
             </w:r>
+            <w:proofErr w:type="spellStart"/>
             <w:r>
               <w:rPr>
                 <w:rFonts w:asciiTheme="majorBidi" w:hAnsiTheme="majorBidi" w:cstheme="majorBidi"/>
                 <w:b/>
-                <w:lang w:val="en-US"/>
               </w:rPr>
               <w:t>treaty</w:t>
             </w:r>
@@ -5766,7 +5322,6 @@
               <w:rPr>
                 <w:rFonts w:asciiTheme="majorBidi" w:hAnsiTheme="majorBidi" w:cstheme="majorBidi"/>
                 <w:b/>
-                <w:lang w:val="en-US"/>
               </w:rPr>
               <w:t>-sign-</w:t>
             </w:r>
@@ -5774,7 +5329,6 @@
               <w:rPr>
                 <w:rFonts w:asciiTheme="majorBidi" w:hAnsiTheme="majorBidi" w:cstheme="majorBidi"/>
                 <w:b/>
-                <w:lang w:val="en-US"/>
               </w:rPr>
               <w:t>contractor</w:t>
             </w:r>
@@ -5782,9 +5336,16 @@
               <w:rPr>
                 <w:rFonts w:asciiTheme="majorBidi" w:hAnsiTheme="majorBidi" w:cstheme="majorBidi"/>
                 <w:b/>
-                <w:lang w:val="en-US"/>
-              </w:rPr>
-              <w:t>-position}</w:t>
+              </w:rPr>
+              <w:t>-position</w:t>
+            </w:r>
+            <w:proofErr w:type="spellEnd"/>
+            <w:r>
+              <w:rPr>
+                <w:rFonts w:asciiTheme="majorBidi" w:hAnsiTheme="majorBidi" w:cstheme="majorBidi"/>
+                <w:b/>
+              </w:rPr>
+              <w:t>}</w:t>
             </w:r>
           </w:p>
           <w:p>
@@ -5818,15 +5379,14 @@
               <w:rPr>
                 <w:rFonts w:asciiTheme="majorBidi" w:hAnsiTheme="majorBidi" w:cstheme="majorBidi"/>
                 <w:b/>
-                <w:lang w:val="en-US"/>
               </w:rPr>
               <w:t>{</w:t>
             </w:r>
+            <w:proofErr w:type="spellStart"/>
             <w:r>
               <w:rPr>
                 <w:rFonts w:asciiTheme="majorBidi" w:hAnsiTheme="majorBidi" w:cstheme="majorBidi"/>
                 <w:b/>
-                <w:lang w:val="en-US"/>
               </w:rPr>
               <w:t>treaty</w:t>
             </w:r>
@@ -5834,7 +5394,6 @@
               <w:rPr>
                 <w:rFonts w:asciiTheme="majorBidi" w:hAnsiTheme="majorBidi" w:cstheme="majorBidi"/>
                 <w:b/>
-                <w:lang w:val="en-US"/>
               </w:rPr>
               <w:t>-sign-</w:t>
             </w:r>
@@ -5842,7 +5401,6 @@
               <w:rPr>
                 <w:rFonts w:asciiTheme="majorBidi" w:hAnsiTheme="majorBidi" w:cstheme="majorBidi"/>
                 <w:b/>
-                <w:lang w:val="en-US"/>
               </w:rPr>
               <w:t>contractor</w:t>
             </w:r>
@@ -5850,10 +5408,65 @@
               <w:rPr>
                 <w:rFonts w:asciiTheme="majorBidi" w:hAnsiTheme="majorBidi" w:cstheme="majorBidi"/>
                 <w:b/>
-                <w:lang w:val="en-US"/>
-              </w:rPr>
-              <w:t>-person}</w:t>
-            </w:r>
+              </w:rPr>
+              <w:t>-person</w:t>
+            </w:r>
+            <w:proofErr w:type="spellEnd"/>
+            <w:r>
+              <w:rPr>
+                <w:rFonts w:asciiTheme="majorBidi" w:hAnsiTheme="majorBidi" w:cstheme="majorBidi"/>
+                <w:b/>
+              </w:rPr>
+              <w:t>}</w:t>
+            </w:r>
+          </w:p>
+          <w:p>
+            <w:pPr>
+              <w:rPr>
+                <w:rFonts w:asciiTheme="majorBidi" w:hAnsiTheme="majorBidi" w:cstheme="majorBidi"/>
+                <w:bCs/>
+                <w:sz w:val="8"/>
+                <w:szCs w:val="8"/>
+              </w:rPr>
+            </w:pPr>
+            <w:r>
+              <w:rPr>
+                <w:rFonts w:asciiTheme="majorBidi" w:hAnsiTheme="majorBidi" w:cstheme="majorBidi"/>
+                <w:bCs/>
+                <w:sz w:val="20"/>
+                <w:szCs w:val="20"/>
+              </w:rPr>
+              <w:t xml:space="preserve">                      </w:t>
+            </w:r>
+          </w:p>
+          <w:p>
+            <w:pPr>
+              <w:rPr>
+                <w:rFonts w:asciiTheme="majorBidi" w:hAnsiTheme="majorBidi" w:cstheme="majorBidi"/>
+                <w:bCs/>
+                <w:sz w:val="16"/>
+                <w:szCs w:val="16"/>
+              </w:rPr>
+            </w:pPr>
+            <w:r>
+              <w:rPr>
+                <w:rFonts w:asciiTheme="majorBidi" w:hAnsiTheme="majorBidi" w:cstheme="majorBidi"/>
+                <w:bCs/>
+                <w:sz w:val="16"/>
+                <w:szCs w:val="16"/>
+              </w:rPr>
+              <w:t xml:space="preserve">                       (М.П.)</w:t>
+            </w:r>
+          </w:p>
+          <w:p>
+            <w:pPr>
+              <w:rPr>
+                <w:rFonts w:asciiTheme="majorBidi" w:hAnsiTheme="majorBidi" w:cstheme="majorBidi"/>
+                <w:bCs/>
+                <w:sz w:val="12"/>
+                <w:szCs w:val="12"/>
+              </w:rPr>
+            </w:pPr>
           </w:p>
           <w:p>
             <w:pPr>
@@ -5862,15 +5475,6 @@
               <w:rPr>
                 <w:rFonts w:asciiTheme="majorBidi" w:hAnsiTheme="majorBidi" w:cstheme="majorBidi"/>
                 <w:b/>
-              </w:rPr>
-            </w:pPr>
-          </w:p>
-          <w:p>
-            <w:pPr>
-              <w:spacing w:line="264" w:lineRule="auto"/>
-              <w:rPr>
-                <w:rFonts w:asciiTheme="majorBidi" w:hAnsiTheme="majorBidi" w:cstheme="majorBidi"/>
-                <w:b/>
                 <w:sz w:val="20"/>
                 <w:szCs w:val="20"/>
               </w:rPr>
@@ -5879,40 +5483,8 @@
               <w:rPr>
                 <w:rFonts w:asciiTheme="majorBidi" w:hAnsiTheme="majorBidi" w:cstheme="majorBidi"/>
                 <w:bCs/>
-                <w:sz w:val="20"/>
-                <w:szCs w:val="20"/>
-                <w:lang w:val="en-US"/>
-              </w:rPr>
-              <w:t xml:space="preserve">                       </w:t>
-            </w:r>
-            <w:r>
-              <w:rPr>
-                <w:rFonts w:asciiTheme="majorBidi" w:hAnsiTheme="majorBidi" w:cstheme="majorBidi"/>
-                <w:bCs/>
-                <w:sz w:val="20"/>
-                <w:szCs w:val="20"/>
-                <w:lang w:val="en-US"/>
-              </w:rPr>
-              <w:t>(</w:t>
-            </w:r>
-            <w:r>
-              <w:rPr>
-                <w:rFonts w:asciiTheme="majorBidi" w:hAnsiTheme="majorBidi" w:cstheme="majorBidi"/>
-                <w:bCs/>
-                <w:sz w:val="20"/>
-                <w:szCs w:val="20"/>
-              </w:rPr>
-              <w:t>М.П.</w:t>
-            </w:r>
-            <w:r>
-              <w:rPr>
-                <w:rFonts w:asciiTheme="majorBidi" w:hAnsiTheme="majorBidi" w:cstheme="majorBidi"/>
-                <w:bCs/>
-                <w:sz w:val="20"/>
-                <w:szCs w:val="20"/>
-                <w:lang w:val="en-US"/>
-              </w:rPr>
-              <w:t>)</w:t>
+              </w:rPr>
+              <w:t>«____» __________________ 20___ р.</w:t>
             </w:r>
           </w:p>
         </w:tc>
@@ -5947,15 +5519,14 @@
               <w:rPr>
                 <w:rFonts w:asciiTheme="majorBidi" w:hAnsiTheme="majorBidi" w:cstheme="majorBidi"/>
                 <w:b/>
-                <w:lang w:val="en-US"/>
               </w:rPr>
               <w:t>{</w:t>
             </w:r>
+            <w:proofErr w:type="spellStart"/>
             <w:r>
               <w:rPr>
                 <w:rFonts w:asciiTheme="majorBidi" w:hAnsiTheme="majorBidi" w:cstheme="majorBidi"/>
                 <w:b/>
-                <w:lang w:val="en-US"/>
               </w:rPr>
               <w:t>treaty</w:t>
             </w:r>
@@ -5963,9 +5534,16 @@
               <w:rPr>
                 <w:rFonts w:asciiTheme="majorBidi" w:hAnsiTheme="majorBidi" w:cstheme="majorBidi"/>
                 <w:b/>
-                <w:lang w:val="en-US"/>
-              </w:rPr>
-              <w:t>-sign-customer-position}</w:t>
+              </w:rPr>
+              <w:t>-sign-customer-position</w:t>
+            </w:r>
+            <w:proofErr w:type="spellEnd"/>
+            <w:r>
+              <w:rPr>
+                <w:rFonts w:asciiTheme="majorBidi" w:hAnsiTheme="majorBidi" w:cstheme="majorBidi"/>
+                <w:b/>
+              </w:rPr>
+              <w:t>}</w:t>
             </w:r>
           </w:p>
           <w:p>
@@ -5999,15 +5577,14 @@
               <w:rPr>
                 <w:rFonts w:asciiTheme="majorBidi" w:hAnsiTheme="majorBidi" w:cstheme="majorBidi"/>
                 <w:b/>
-                <w:lang w:val="en-US"/>
               </w:rPr>
               <w:t>{</w:t>
             </w:r>
+            <w:proofErr w:type="spellStart"/>
             <w:r>
               <w:rPr>
                 <w:rFonts w:asciiTheme="majorBidi" w:hAnsiTheme="majorBidi" w:cstheme="majorBidi"/>
                 <w:b/>
-                <w:lang w:val="en-US"/>
               </w:rPr>
               <w:t>treaty</w:t>
             </w:r>
@@ -6015,10 +5592,65 @@
               <w:rPr>
                 <w:rFonts w:asciiTheme="majorBidi" w:hAnsiTheme="majorBidi" w:cstheme="majorBidi"/>
                 <w:b/>
-                <w:lang w:val="en-US"/>
-              </w:rPr>
-              <w:t>-sign-customer-person}</w:t>
-            </w:r>
+              </w:rPr>
+              <w:t>-sign-customer-person</w:t>
+            </w:r>
+            <w:proofErr w:type="spellEnd"/>
+            <w:r>
+              <w:rPr>
+                <w:rFonts w:asciiTheme="majorBidi" w:hAnsiTheme="majorBidi" w:cstheme="majorBidi"/>
+                <w:b/>
+              </w:rPr>
+              <w:t>}</w:t>
+            </w:r>
+          </w:p>
+          <w:p>
+            <w:pPr>
+              <w:rPr>
+                <w:rFonts w:asciiTheme="majorBidi" w:hAnsiTheme="majorBidi" w:cstheme="majorBidi"/>
+                <w:bCs/>
+                <w:sz w:val="8"/>
+                <w:szCs w:val="8"/>
+              </w:rPr>
+            </w:pPr>
+            <w:r>
+              <w:rPr>
+                <w:rFonts w:asciiTheme="majorBidi" w:hAnsiTheme="majorBidi" w:cstheme="majorBidi"/>
+                <w:bCs/>
+                <w:sz w:val="20"/>
+                <w:szCs w:val="20"/>
+              </w:rPr>
+              <w:t xml:space="preserve">                      </w:t>
+            </w:r>
+          </w:p>
+          <w:p>
+            <w:pPr>
+              <w:rPr>
+                <w:rFonts w:asciiTheme="majorBidi" w:hAnsiTheme="majorBidi" w:cstheme="majorBidi"/>
+                <w:bCs/>
+                <w:sz w:val="16"/>
+                <w:szCs w:val="16"/>
+              </w:rPr>
+            </w:pPr>
+            <w:r>
+              <w:rPr>
+                <w:rFonts w:asciiTheme="majorBidi" w:hAnsiTheme="majorBidi" w:cstheme="majorBidi"/>
+                <w:bCs/>
+                <w:sz w:val="16"/>
+                <w:szCs w:val="16"/>
+              </w:rPr>
+              <w:t xml:space="preserve">                       (М.П.)</w:t>
+            </w:r>
+          </w:p>
+          <w:p>
+            <w:pPr>
+              <w:rPr>
+                <w:rFonts w:asciiTheme="majorBidi" w:hAnsiTheme="majorBidi" w:cstheme="majorBidi"/>
+                <w:bCs/>
+                <w:sz w:val="12"/>
+                <w:szCs w:val="12"/>
+              </w:rPr>
+            </w:pPr>
           </w:p>
           <w:p>
             <w:pPr>
@@ -6029,55 +5661,12 @@
                 <w:b/>
               </w:rPr>
             </w:pPr>
-          </w:p>
-          <w:p>
-            <w:pPr>
-              <w:spacing w:line="264" w:lineRule="auto"/>
-              <w:rPr>
-                <w:rFonts w:asciiTheme="majorBidi" w:hAnsiTheme="majorBidi" w:cstheme="majorBidi"/>
-                <w:b/>
-                <w:sz w:val="20"/>
-                <w:szCs w:val="20"/>
-              </w:rPr>
-            </w:pPr>
             <w:r>
               <w:rPr>
                 <w:rFonts w:asciiTheme="majorBidi" w:hAnsiTheme="majorBidi" w:cstheme="majorBidi"/>
                 <w:bCs/>
-                <w:sz w:val="20"/>
-                <w:szCs w:val="20"/>
-                <w:lang w:val="en-US"/>
-              </w:rPr>
-              <w:t xml:space="preserve">                       </w:t>
-            </w:r>
-            <w:r>
-              <w:rPr>
-                <w:rFonts w:asciiTheme="majorBidi" w:hAnsiTheme="majorBidi" w:cstheme="majorBidi"/>
-                <w:bCs/>
-                <w:sz w:val="20"/>
-                <w:szCs w:val="20"/>
-                <w:lang w:val="en-US"/>
-              </w:rPr>
-              <w:t>(</w:t>
-            </w:r>
-            <w:r>
-              <w:rPr>
-                <w:rFonts w:asciiTheme="majorBidi" w:hAnsiTheme="majorBidi" w:cstheme="majorBidi"/>
-                <w:bCs/>
-                <w:sz w:val="20"/>
-                <w:szCs w:val="20"/>
-              </w:rPr>
-              <w:t>М.П.</w:t>
-            </w:r>
-            <w:r>
-              <w:rPr>
-                <w:rFonts w:asciiTheme="majorBidi" w:hAnsiTheme="majorBidi" w:cstheme="majorBidi"/>
-                <w:bCs/>
-                <w:sz w:val="20"/>
-                <w:szCs w:val="20"/>
-                <w:lang w:val="en-US"/>
-              </w:rPr>
-              <w:t>)</w:t>
+              </w:rPr>
+              <w:t>«____» __________________ 20___ р.</w:t>
             </w:r>
           </w:p>
         </w:tc>
@@ -8291,7 +7880,7 @@
   </w:latentStyles>
   <w:style w:type="paragraph" w:default="1" w:styleId="Normal">
     <w:name w:val="Normal"/>
-    <w:rsid w:val="00B475AC"/>
+    <w:rsid w:val="00A974D2"/>
     <w:rPr>
       <w:color w:val="000000"/>
     </w:rPr>
